--- a/Recursos Necesarios para la comprobación.docx
+++ b/Recursos Necesarios para la comprobación.docx
@@ -1,6 +1,6 @@
 
 <file path=word/document.xml><?xml version="1.0" encoding="utf-8"?>
-<w:document xmlns:wpc="http://schemas.microsoft.com/office/word/2010/wordprocessingCanvas" xmlns:cx="http://schemas.microsoft.com/office/drawing/2014/chartex" xmlns:cx1="http://schemas.microsoft.com/office/drawing/2015/9/8/chartex" xmlns:cx2="http://schemas.microsoft.com/office/drawing/2015/10/21/chartex" xmlns:cx3="http://schemas.microsoft.com/office/drawing/2016/5/9/chartex" xmlns:cx4="http://schemas.microsoft.com/office/drawing/2016/5/10/chartex" xmlns:cx5="http://schemas.microsoft.com/office/drawing/2016/5/11/chartex" xmlns:cx6="http://schemas.microsoft.com/office/drawing/2016/5/12/chartex" xmlns:cx7="http://schemas.microsoft.com/office/drawing/2016/5/13/chartex" xmlns:cx8="http://schemas.microsoft.com/office/drawing/2016/5/14/chartex" xmlns:mc="http://schemas.openxmlformats.org/markup-compatibility/2006" xmlns:m="http://schemas.openxmlformats.org/officeDocument/2006/math" xmlns:aink="http://schemas.microsoft.com/office/drawing/2016/ink" xmlns:am3d="http://schemas.microsoft.com/office/drawing/2017/model3d" xmlns:oel="http://schemas.microsoft.com/office/2019/extlst" xmlns:r="http://schemas.openxmlformats.org/officeDocument/2006/relationships" xmlns:wp14="http://schemas.microsoft.com/office/word/2010/wordprocessingDrawing" xmlns:wp="http://schemas.openxmlformats.org/drawingml/2006/wordprocessingDrawing" xmlns:wpg="http://schemas.microsoft.com/office/word/2010/wordprocessingGroup" xmlns:wpi="http://schemas.microsoft.com/office/word/2010/wordprocessingInk" xmlns:wps="http://schemas.microsoft.com/office/word/2010/wordprocessingShape" xmlns:o="urn:schemas-microsoft-com:office:office" xmlns:v="urn:schemas-microsoft-com:vml" xmlns:w10="urn:schemas-microsoft-com:office:word" xmlns:w="http://schemas.openxmlformats.org/wordprocessingml/2006/main" xmlns:w14="http://schemas.microsoft.com/office/word/2010/wordml" xmlns:w15="http://schemas.microsoft.com/office/word/2012/wordml" xmlns:w16cex="http://schemas.microsoft.com/office/word/2018/wordml/cex" xmlns:w16cid="http://schemas.microsoft.com/office/word/2016/wordml/cid" xmlns:w16="http://schemas.microsoft.com/office/word/2018/wordml" xmlns:w16sdtdh="http://schemas.microsoft.com/office/word/2020/wordml/sdtdatahash" xmlns:w16sdtfl="http://schemas.microsoft.com/office/word/2024/wordml/sdtformatlock" xmlns:w16se="http://schemas.microsoft.com/office/word/2015/wordml/symex" xmlns:w16du="http://schemas.microsoft.com/office/word/2023/wordml/word16du" xmlns:wne="http://schemas.microsoft.com/office/word/2006/wordml" mc:Ignorable="w14 w15 w16se w16cid w16 w16cex w16sdtdh w16sdtfl w16du wp14">
+<w:document xmlns:wpc="http://schemas.microsoft.com/office/word/2010/wordprocessingCanvas" xmlns:cx="http://schemas.microsoft.com/office/drawing/2014/chartex" xmlns:cx1="http://schemas.microsoft.com/office/drawing/2015/9/8/chartex" xmlns:cx2="http://schemas.microsoft.com/office/drawing/2015/10/21/chartex" xmlns:cx3="http://schemas.microsoft.com/office/drawing/2016/5/9/chartex" xmlns:cx4="http://schemas.microsoft.com/office/drawing/2016/5/10/chartex" xmlns:cx5="http://schemas.microsoft.com/office/drawing/2016/5/11/chartex" xmlns:cx6="http://schemas.microsoft.com/office/drawing/2016/5/12/chartex" xmlns:cx7="http://schemas.microsoft.com/office/drawing/2016/5/13/chartex" xmlns:cx8="http://schemas.microsoft.com/office/drawing/2016/5/14/chartex" xmlns:mc="http://schemas.openxmlformats.org/markup-compatibility/2006" xmlns:aink="http://schemas.microsoft.com/office/drawing/2016/ink" xmlns:am3d="http://schemas.microsoft.com/office/drawing/2017/model3d" xmlns:o="urn:schemas-microsoft-com:office:office" xmlns:oel="http://schemas.microsoft.com/office/2019/extlst" xmlns:r="http://schemas.openxmlformats.org/officeDocument/2006/relationships" xmlns:m="http://schemas.openxmlformats.org/officeDocument/2006/math" xmlns:v="urn:schemas-microsoft-com:vml" xmlns:wp14="http://schemas.microsoft.com/office/word/2010/wordprocessingDrawing" xmlns:wp="http://schemas.openxmlformats.org/drawingml/2006/wordprocessingDrawing" xmlns:w10="urn:schemas-microsoft-com:office:word" xmlns:w="http://schemas.openxmlformats.org/wordprocessingml/2006/main" xmlns:w14="http://schemas.microsoft.com/office/word/2010/wordml" xmlns:w15="http://schemas.microsoft.com/office/word/2012/wordml" xmlns:w16cex="http://schemas.microsoft.com/office/word/2018/wordml/cex" xmlns:w16cid="http://schemas.microsoft.com/office/word/2016/wordml/cid" xmlns:w16="http://schemas.microsoft.com/office/word/2018/wordml" xmlns:w16du="http://schemas.microsoft.com/office/word/2023/wordml/word16du" xmlns:w16sdtdh="http://schemas.microsoft.com/office/word/2020/wordml/sdtdatahash" xmlns:w16sdtfl="http://schemas.microsoft.com/office/word/2024/wordml/sdtformatlock" xmlns:w16se="http://schemas.microsoft.com/office/word/2015/wordml/symex" xmlns:wpg="http://schemas.microsoft.com/office/word/2010/wordprocessingGroup" xmlns:wpi="http://schemas.microsoft.com/office/word/2010/wordprocessingInk" xmlns:wne="http://schemas.microsoft.com/office/word/2006/wordml" xmlns:wps="http://schemas.microsoft.com/office/word/2010/wordprocessingShape" mc:Ignorable="w14 w15 w16se w16cid w16 w16cex w16sdtdh w16sdtfl w16du wp14">
   <w:body>
     <w:p>
       <w:pPr>
@@ -51,7 +51,19 @@
         <w:rPr>
           <w:lang w:val="es-ES_tradnl"/>
         </w:rPr>
-        <w:t>&lt;p&gt;En Taller Mecánico Automotriz V&amp;K creemos que tu vehículo merece el mejor cuidado. Somos u equipo apasionado por la mecánica automotriz, cada uno de nuestros especialistas comprometidos en ofrecerte soluciones rápidas, seguras y confiables. &lt;/p&gt;</w:t>
+        <w:t>&lt;p&gt;En Taller Mecánico Automotriz V&amp;K creemos que tu vehículo merece el mejor cuidado. Somos u</w:t>
+      </w:r>
+      <w:r>
+        <w:rPr>
+          <w:lang w:val="es-ES_tradnl"/>
+        </w:rPr>
+        <w:t>n</w:t>
+      </w:r>
+      <w:r>
+        <w:rPr>
+          <w:lang w:val="es-ES_tradnl"/>
+        </w:rPr>
+        <w:t xml:space="preserve"> equipo apasionado por la mecánica automotriz, cada uno de nuestros especialistas comprometidos en ofrecerte soluciones rápidas, seguras y confiables. &lt;/p&gt;</w:t>
       </w:r>
     </w:p>
     <w:p>
@@ -102,144 +114,46 @@
         <w:rPr>
           <w:lang w:val="es-ES_tradnl"/>
         </w:rPr>
-        <w:t>&lt;</w:t>
-      </w:r>
-      <w:proofErr w:type="spellStart"/>
-      <w:r>
-        <w:rPr>
-          <w:lang w:val="es-ES_tradnl"/>
-        </w:rPr>
-        <w:t>li</w:t>
-      </w:r>
-      <w:proofErr w:type="spellEnd"/>
-      <w:r>
-        <w:rPr>
-          <w:lang w:val="es-ES_tradnl"/>
-        </w:rPr>
-        <w:t>&gt;Atención personalizada para cada necesidad. &lt;/</w:t>
-      </w:r>
-      <w:proofErr w:type="spellStart"/>
-      <w:r>
-        <w:rPr>
-          <w:lang w:val="es-ES_tradnl"/>
-        </w:rPr>
-        <w:t>li</w:t>
-      </w:r>
-      <w:proofErr w:type="spellEnd"/>
-      <w:r>
-        <w:rPr>
-          <w:lang w:val="es-ES_tradnl"/>
-        </w:rPr>
-        <w:t>&gt;</w:t>
-      </w:r>
-    </w:p>
-    <w:p>
-      <w:pPr>
-        <w:rPr>
-          <w:lang w:val="es-ES_tradnl"/>
-        </w:rPr>
-      </w:pPr>
-      <w:r>
-        <w:rPr>
-          <w:lang w:val="es-ES_tradnl"/>
-        </w:rPr>
-        <w:t>&lt;</w:t>
-      </w:r>
-      <w:proofErr w:type="spellStart"/>
-      <w:r>
-        <w:rPr>
-          <w:lang w:val="es-ES_tradnl"/>
-        </w:rPr>
-        <w:t>li</w:t>
-      </w:r>
-      <w:proofErr w:type="spellEnd"/>
-      <w:r>
-        <w:rPr>
-          <w:lang w:val="es-ES_tradnl"/>
-        </w:rPr>
-        <w:t>&gt;Transparencia en diagnósticos y presupuestos. &lt;/</w:t>
-      </w:r>
-      <w:proofErr w:type="spellStart"/>
-      <w:r>
-        <w:rPr>
-          <w:lang w:val="es-ES_tradnl"/>
-        </w:rPr>
-        <w:t>li</w:t>
-      </w:r>
-      <w:proofErr w:type="spellEnd"/>
-      <w:r>
-        <w:rPr>
-          <w:lang w:val="es-ES_tradnl"/>
-        </w:rPr>
-        <w:t>&gt;</w:t>
-      </w:r>
-    </w:p>
-    <w:p>
-      <w:pPr>
-        <w:rPr>
-          <w:lang w:val="es-ES_tradnl"/>
-        </w:rPr>
-      </w:pPr>
-      <w:r>
-        <w:rPr>
-          <w:lang w:val="es-ES_tradnl"/>
-        </w:rPr>
-        <w:t>&lt;</w:t>
-      </w:r>
-      <w:proofErr w:type="spellStart"/>
-      <w:r>
-        <w:rPr>
-          <w:lang w:val="es-ES_tradnl"/>
-        </w:rPr>
-        <w:t>li</w:t>
-      </w:r>
-      <w:proofErr w:type="spellEnd"/>
-      <w:r>
-        <w:rPr>
-          <w:lang w:val="es-ES_tradnl"/>
-        </w:rPr>
-        <w:t>&gt;Rapidez y eficiencia en cada reparación. &lt;/</w:t>
-      </w:r>
-      <w:proofErr w:type="spellStart"/>
-      <w:r>
-        <w:rPr>
-          <w:lang w:val="es-ES_tradnl"/>
-        </w:rPr>
-        <w:t>li</w:t>
-      </w:r>
-      <w:proofErr w:type="spellEnd"/>
-      <w:r>
-        <w:rPr>
-          <w:lang w:val="es-ES_tradnl"/>
-        </w:rPr>
-        <w:t xml:space="preserve">&gt; </w:t>
-      </w:r>
-    </w:p>
-    <w:p>
-      <w:pPr>
-        <w:rPr>
-          <w:lang w:val="es-ES_tradnl"/>
-        </w:rPr>
-      </w:pPr>
-      <w:r>
-        <w:rPr>
-          <w:lang w:val="es-ES_tradnl"/>
-        </w:rPr>
-        <w:t xml:space="preserve">/*Descripción de cada imagen del </w:t>
-      </w:r>
-      <w:proofErr w:type="spellStart"/>
-      <w:r>
-        <w:rPr>
-          <w:lang w:val="es-ES_tradnl"/>
-        </w:rPr>
-        <w:t>carousel</w:t>
-      </w:r>
-      <w:proofErr w:type="spellEnd"/>
-      <w:r>
-        <w:rPr>
-          <w:lang w:val="es-ES_tradnl"/>
-        </w:rPr>
-        <w:t>*/</w:t>
+        <w:t>&lt;li&gt;Atención personalizada para cada necesidad. &lt;/li&gt;</w:t>
+      </w:r>
+    </w:p>
+    <w:p>
+      <w:pPr>
+        <w:rPr>
+          <w:lang w:val="es-ES_tradnl"/>
+        </w:rPr>
+      </w:pPr>
+      <w:r>
+        <w:rPr>
+          <w:lang w:val="es-ES_tradnl"/>
+        </w:rPr>
+        <w:t>&lt;li&gt;Transparencia en diagnósticos y presupuestos. &lt;/li&gt;</w:t>
+      </w:r>
+    </w:p>
+    <w:p>
+      <w:pPr>
+        <w:rPr>
+          <w:lang w:val="es-ES_tradnl"/>
+        </w:rPr>
+      </w:pPr>
+      <w:r>
+        <w:rPr>
+          <w:lang w:val="es-ES_tradnl"/>
+        </w:rPr>
+        <w:t xml:space="preserve">&lt;li&gt;Rapidez y eficiencia en cada reparación. &lt;/li&gt; </w:t>
+      </w:r>
+    </w:p>
+    <w:p>
+      <w:pPr>
+        <w:rPr>
+          <w:lang w:val="es-ES_tradnl"/>
+        </w:rPr>
+      </w:pPr>
+      <w:r>
+        <w:rPr>
+          <w:lang w:val="es-ES_tradnl"/>
+        </w:rPr>
+        <w:t>/*Descripción de cada imagen del carousel*/</w:t>
       </w:r>
     </w:p>
     <w:p>
@@ -298,47 +212,27 @@
     </w:p>
     <w:p>
       <w:pPr>
-        <w:pStyle w:val="Prrafodelista"/>
-        <w:numPr>
-          <w:ilvl w:val="0"/>
-          <w:numId w:val="1"/>
-        </w:numPr>
-        <w:rPr>
-          <w:lang w:val="es-ES_tradnl"/>
-        </w:rPr>
-      </w:pPr>
-      <w:r>
-        <w:rPr>
-          <w:lang w:val="es-ES_tradnl"/>
-        </w:rPr>
-        <w:t>Suspensión dañada: “Una suspensión den mal estado afecta la comodidad y el control”</w:t>
-      </w:r>
-    </w:p>
-    <w:p>
-      <w:pPr>
-        <w:rPr>
-          <w:lang w:val="es-ES_tradnl"/>
-        </w:rPr>
-      </w:pPr>
-      <w:r>
-        <w:rPr>
-          <w:lang w:val="es-ES_tradnl"/>
-        </w:rPr>
-        <w:t xml:space="preserve">/*En el </w:t>
-      </w:r>
-      <w:proofErr w:type="spellStart"/>
-      <w:r>
-        <w:rPr>
-          <w:lang w:val="es-ES_tradnl"/>
-        </w:rPr>
-        <w:t>footer</w:t>
-      </w:r>
-      <w:proofErr w:type="spellEnd"/>
-      <w:r>
-        <w:rPr>
-          <w:lang w:val="es-ES_tradnl"/>
-        </w:rPr>
-        <w:t xml:space="preserve"> de cada página, colocar una paginación (Página 1- Página 2- Página 3) */</w:t>
+        <w:rPr>
+          <w:lang w:val="es-ES_tradnl"/>
+        </w:rPr>
+      </w:pPr>
+      <w:r>
+        <w:rPr>
+          <w:lang w:val="es-ES_tradnl"/>
+        </w:rPr>
+        <w:t>/*En el footer de cada página, colocar una paginación (</w:t>
+      </w:r>
+      <w:r>
+        <w:rPr>
+          <w:lang w:val="es-ES_tradnl"/>
+        </w:rPr>
+        <w:t xml:space="preserve">Previus- </w:t>
+      </w:r>
+      <w:r>
+        <w:rPr>
+          <w:lang w:val="es-ES_tradnl"/>
+        </w:rPr>
+        <w:t>1- 2- 3) */</w:t>
       </w:r>
     </w:p>
     <w:p>
@@ -413,6 +307,7 @@
         <w:rPr>
           <w:lang w:val="es-ES_tradnl"/>
         </w:rPr>
+        <w:lastRenderedPageBreak/>
         <w:t>2433-1122</w:t>
       </w:r>
     </w:p>
@@ -458,7 +353,7 @@
           <w:lang w:val="es-ES_tradnl"/>
         </w:rPr>
       </w:pPr>
-      <w:hyperlink r:id="rId5" w:history="1">
+      <w:hyperlink r:id="rId8" w:history="1">
         <w:r>
           <w:rPr>
             <w:rStyle w:val="Hipervnculo"/>
@@ -479,13 +374,13 @@
           <w:lang w:val="es-ES_tradnl"/>
         </w:rPr>
       </w:pPr>
-      <w:hyperlink r:id="rId6" w:history="1">
+      <w:hyperlink r:id="rId9" w:history="1">
         <w:r>
           <w:rPr>
             <w:rStyle w:val="Hipervnculo"/>
             <w:lang w:val="es-ES_tradnl"/>
           </w:rPr>
-          <w:t>Info.tallermecanico.vyk@outlook.com</w:t>
+          <w:t>info.tallermecanico.vyk@outlook.com</w:t>
         </w:r>
       </w:hyperlink>
     </w:p>
@@ -500,7 +395,7 @@
           <w:lang w:val="es-ES_tradnl"/>
         </w:rPr>
       </w:pPr>
-      <w:hyperlink r:id="rId7" w:history="1">
+      <w:hyperlink r:id="rId10" w:history="1">
         <w:r>
           <w:rPr>
             <w:rStyle w:val="Hipervnculo"/>
@@ -551,7 +446,13 @@
         <w:rPr>
           <w:lang w:val="es-ES_tradnl"/>
         </w:rPr>
-        <w:t>/*Lista básica*/</w:t>
+        <w:t>/*</w:t>
+      </w:r>
+      <w:r>
+        <w:rPr>
+          <w:lang w:val="es-ES_tradnl"/>
+        </w:rPr>
+        <w:t>Tarjetas*/</w:t>
       </w:r>
     </w:p>
     <w:p>
@@ -670,14 +571,12 @@
         </w:rPr>
         <w:t xml:space="preserve">(Los precios </w:t>
       </w:r>
-      <w:proofErr w:type="spellStart"/>
-      <w:r>
-        <w:rPr>
-          <w:lang w:val="es-ES_tradnl"/>
-        </w:rPr>
-        <w:t>varian</w:t>
-      </w:r>
-      <w:proofErr w:type="spellEnd"/>
+      <w:r>
+        <w:rPr>
+          <w:lang w:val="es-ES_tradnl"/>
+        </w:rPr>
+        <w:t>varían</w:t>
+      </w:r>
       <w:r>
         <w:rPr>
           <w:lang w:val="es-ES_tradnl"/>
@@ -695,21 +594,19 @@
         <w:rPr>
           <w:lang w:val="es-ES_tradnl"/>
         </w:rPr>
-        <w:t xml:space="preserve">/*Hacer un </w:t>
-      </w:r>
-      <w:proofErr w:type="spellStart"/>
-      <w:r>
-        <w:rPr>
-          <w:lang w:val="es-ES_tradnl"/>
-        </w:rPr>
-        <w:t>bóton</w:t>
-      </w:r>
-      <w:proofErr w:type="spellEnd"/>
-      <w:r>
-        <w:rPr>
-          <w:lang w:val="es-ES_tradnl"/>
-        </w:rPr>
-        <w:t xml:space="preserve"> que diga (Reservar Cita) */</w:t>
+        <w:t>/*Hacer un bóton que diga (</w:t>
+      </w:r>
+      <w:r>
+        <w:rPr>
+          <w:lang w:val="es-ES_tradnl"/>
+        </w:rPr>
+        <w:t>Confirmar</w:t>
+      </w:r>
+      <w:r>
+        <w:rPr>
+          <w:lang w:val="es-ES_tradnl"/>
+        </w:rPr>
+        <w:t xml:space="preserve"> Cita) */</w:t>
       </w:r>
     </w:p>
     <w:p>
@@ -809,7 +706,19 @@
         <w:rPr>
           <w:lang w:val="es-ES_tradnl"/>
         </w:rPr>
-        <w:t>/*Hacer una barra de progreso justo debajo del formulario*/</w:t>
+        <w:t>/*Hacer una barra de progreso justo debajo del formulario</w:t>
+      </w:r>
+      <w:r>
+        <w:rPr>
+          <w:lang w:val="es-ES_tradnl"/>
+        </w:rPr>
+        <w:t xml:space="preserve"> con animación al 85%</w:t>
+      </w:r>
+      <w:r>
+        <w:rPr>
+          <w:lang w:val="es-ES_tradnl"/>
+        </w:rPr>
+        <w:t>*/</w:t>
       </w:r>
     </w:p>
     <w:p>
@@ -828,7 +737,7 @@
     </w:p>
     <w:sectPr>
       <w:pgSz w:w="12240" w:h="15840"/>
-      <w:pgMar w:top="1417" w:right="1701" w:bottom="1417" w:left="1701" w:header="708" w:footer="708" w:gutter="0"/>
+      <w:pgMar w:top="3970" w:right="1701" w:bottom="1417" w:left="1701" w:header="708" w:footer="708" w:gutter="0"/>
       <w:cols w:space="708"/>
       <w:docGrid w:linePitch="360"/>
     </w:sectPr>
@@ -837,7 +746,7 @@
 </file>
 
 <file path=word/numbering.xml><?xml version="1.0" encoding="utf-8"?>
-<w:numbering xmlns:wpc="http://schemas.microsoft.com/office/word/2010/wordprocessingCanvas" xmlns:cx="http://schemas.microsoft.com/office/drawing/2014/chartex" xmlns:cx1="http://schemas.microsoft.com/office/drawing/2015/9/8/chartex" xmlns:cx2="http://schemas.microsoft.com/office/drawing/2015/10/21/chartex" xmlns:cx3="http://schemas.microsoft.com/office/drawing/2016/5/9/chartex" xmlns:cx4="http://schemas.microsoft.com/office/drawing/2016/5/10/chartex" xmlns:cx5="http://schemas.microsoft.com/office/drawing/2016/5/11/chartex" xmlns:cx6="http://schemas.microsoft.com/office/drawing/2016/5/12/chartex" xmlns:cx7="http://schemas.microsoft.com/office/drawing/2016/5/13/chartex" xmlns:cx8="http://schemas.microsoft.com/office/drawing/2016/5/14/chartex" xmlns:mc="http://schemas.openxmlformats.org/markup-compatibility/2006" xmlns:m="http://schemas.openxmlformats.org/officeDocument/2006/math" xmlns:aink="http://schemas.microsoft.com/office/drawing/2016/ink" xmlns:am3d="http://schemas.microsoft.com/office/drawing/2017/model3d" xmlns:oel="http://schemas.microsoft.com/office/2019/extlst" xmlns:r="http://schemas.openxmlformats.org/officeDocument/2006/relationships" xmlns:wp14="http://schemas.microsoft.com/office/word/2010/wordprocessingDrawing" xmlns:wp="http://schemas.openxmlformats.org/drawingml/2006/wordprocessingDrawing" xmlns:wpg="http://schemas.microsoft.com/office/word/2010/wordprocessingGroup" xmlns:wpi="http://schemas.microsoft.com/office/word/2010/wordprocessingInk" xmlns:wps="http://schemas.microsoft.com/office/word/2010/wordprocessingShape" xmlns:o="urn:schemas-microsoft-com:office:office" xmlns:v="urn:schemas-microsoft-com:vml" xmlns:w10="urn:schemas-microsoft-com:office:word" xmlns:w="http://schemas.openxmlformats.org/wordprocessingml/2006/main" xmlns:w14="http://schemas.microsoft.com/office/word/2010/wordml" xmlns:w15="http://schemas.microsoft.com/office/word/2012/wordml" xmlns:w16cex="http://schemas.microsoft.com/office/word/2018/wordml/cex" xmlns:w16cid="http://schemas.microsoft.com/office/word/2016/wordml/cid" xmlns:w16="http://schemas.microsoft.com/office/word/2018/wordml" xmlns:w16sdtdh="http://schemas.microsoft.com/office/word/2020/wordml/sdtdatahash" xmlns:w16sdtfl="http://schemas.microsoft.com/office/word/2024/wordml/sdtformatlock" xmlns:w16se="http://schemas.microsoft.com/office/word/2015/wordml/symex" xmlns:w16du="http://schemas.microsoft.com/office/word/2023/wordml/word16du" xmlns:wne="http://schemas.microsoft.com/office/word/2006/wordml" mc:Ignorable="w14 w15 w16se w16cid w16 w16cex w16sdtdh w16sdtfl w16du wp14">
+<w:numbering xmlns:wpc="http://schemas.microsoft.com/office/word/2010/wordprocessingCanvas" xmlns:cx="http://schemas.microsoft.com/office/drawing/2014/chartex" xmlns:cx1="http://schemas.microsoft.com/office/drawing/2015/9/8/chartex" xmlns:cx2="http://schemas.microsoft.com/office/drawing/2015/10/21/chartex" xmlns:cx3="http://schemas.microsoft.com/office/drawing/2016/5/9/chartex" xmlns:cx4="http://schemas.microsoft.com/office/drawing/2016/5/10/chartex" xmlns:cx5="http://schemas.microsoft.com/office/drawing/2016/5/11/chartex" xmlns:cx6="http://schemas.microsoft.com/office/drawing/2016/5/12/chartex" xmlns:cx7="http://schemas.microsoft.com/office/drawing/2016/5/13/chartex" xmlns:cx8="http://schemas.microsoft.com/office/drawing/2016/5/14/chartex" xmlns:mc="http://schemas.openxmlformats.org/markup-compatibility/2006" xmlns:aink="http://schemas.microsoft.com/office/drawing/2016/ink" xmlns:am3d="http://schemas.microsoft.com/office/drawing/2017/model3d" xmlns:o="urn:schemas-microsoft-com:office:office" xmlns:oel="http://schemas.microsoft.com/office/2019/extlst" xmlns:r="http://schemas.openxmlformats.org/officeDocument/2006/relationships" xmlns:m="http://schemas.openxmlformats.org/officeDocument/2006/math" xmlns:v="urn:schemas-microsoft-com:vml" xmlns:wp14="http://schemas.microsoft.com/office/word/2010/wordprocessingDrawing" xmlns:wp="http://schemas.openxmlformats.org/drawingml/2006/wordprocessingDrawing" xmlns:w10="urn:schemas-microsoft-com:office:word" xmlns:w="http://schemas.openxmlformats.org/wordprocessingml/2006/main" xmlns:w14="http://schemas.microsoft.com/office/word/2010/wordml" xmlns:w15="http://schemas.microsoft.com/office/word/2012/wordml" xmlns:w16cex="http://schemas.microsoft.com/office/word/2018/wordml/cex" xmlns:w16cid="http://schemas.microsoft.com/office/word/2016/wordml/cid" xmlns:w16="http://schemas.microsoft.com/office/word/2018/wordml" xmlns:w16du="http://schemas.microsoft.com/office/word/2023/wordml/word16du" xmlns:w16sdtdh="http://schemas.microsoft.com/office/word/2020/wordml/sdtdatahash" xmlns:w16sdtfl="http://schemas.microsoft.com/office/word/2024/wordml/sdtformatlock" xmlns:w16se="http://schemas.microsoft.com/office/word/2015/wordml/symex" xmlns:wpg="http://schemas.microsoft.com/office/word/2010/wordprocessingGroup" xmlns:wpi="http://schemas.microsoft.com/office/word/2010/wordprocessingInk" xmlns:wne="http://schemas.microsoft.com/office/word/2006/wordml" xmlns:wps="http://schemas.microsoft.com/office/word/2010/wordprocessingShape" mc:Ignorable="w14 w15 w16se w16cid w16 w16cex w16sdtdh w16sdtfl w16du wp14">
   <w:abstractNum w:abstractNumId="0" w15:restartNumberingAfterBreak="0">
     <w:nsid w:val="05831AF8"/>
     <w:multiLevelType w:val="hybridMultilevel"/>
@@ -1050,7 +959,7 @@
 </file>
 
 <file path=word/styles.xml><?xml version="1.0" encoding="utf-8"?>
-<w:styles xmlns:mc="http://schemas.openxmlformats.org/markup-compatibility/2006" xmlns:r="http://schemas.openxmlformats.org/officeDocument/2006/relationships" xmlns:w="http://schemas.openxmlformats.org/wordprocessingml/2006/main" xmlns:w14="http://schemas.microsoft.com/office/word/2010/wordml" xmlns:w15="http://schemas.microsoft.com/office/word/2012/wordml" xmlns:w16cex="http://schemas.microsoft.com/office/word/2018/wordml/cex" xmlns:w16cid="http://schemas.microsoft.com/office/word/2016/wordml/cid" xmlns:w16="http://schemas.microsoft.com/office/word/2018/wordml" xmlns:w16sdtdh="http://schemas.microsoft.com/office/word/2020/wordml/sdtdatahash" xmlns:w16sdtfl="http://schemas.microsoft.com/office/word/2024/wordml/sdtformatlock" xmlns:w16se="http://schemas.microsoft.com/office/word/2015/wordml/symex" xmlns:w16du="http://schemas.microsoft.com/office/word/2023/wordml/word16du" mc:Ignorable="w14 w15 w16se w16cid w16 w16cex w16sdtdh w16sdtfl w16du">
+<w:styles xmlns:mc="http://schemas.openxmlformats.org/markup-compatibility/2006" xmlns:r="http://schemas.openxmlformats.org/officeDocument/2006/relationships" xmlns:w="http://schemas.openxmlformats.org/wordprocessingml/2006/main" xmlns:w14="http://schemas.microsoft.com/office/word/2010/wordml" xmlns:w15="http://schemas.microsoft.com/office/word/2012/wordml" xmlns:w16cex="http://schemas.microsoft.com/office/word/2018/wordml/cex" xmlns:w16cid="http://schemas.microsoft.com/office/word/2016/wordml/cid" xmlns:w16="http://schemas.microsoft.com/office/word/2018/wordml" xmlns:w16du="http://schemas.microsoft.com/office/word/2023/wordml/word16du" xmlns:w16sdtdh="http://schemas.microsoft.com/office/word/2020/wordml/sdtdatahash" xmlns:w16sdtfl="http://schemas.microsoft.com/office/word/2024/wordml/sdtformatlock" xmlns:w16se="http://schemas.microsoft.com/office/word/2015/wordml/symex" mc:Ignorable="w14 w15 w16se w16cid w16 w16cex w16sdtdh w16sdtfl w16du">
   <w:docDefaults>
     <w:rPrDefault>
       <w:rPr>
@@ -2308,6 +2217,26 @@
 </file>
 
 <file path=customXml/item1.xml><?xml version="1.0" encoding="utf-8"?>
+<p:properties xmlns:p="http://schemas.microsoft.com/office/2006/metadata/properties" xmlns:xsi="http://www.w3.org/2001/XMLSchema-instance" xmlns:pc="http://schemas.microsoft.com/office/infopath/2007/PartnerControls">
+  <documentManagement>
+    <lcf76f155ced4ddcb4097134ff3c332f xmlns="7dec2a5a-5078-4d8f-aa0f-9e1012658e78">
+      <Terms xmlns="http://schemas.microsoft.com/office/infopath/2007/PartnerControls"/>
+    </lcf76f155ced4ddcb4097134ff3c332f>
+    <TaxCatchAll xmlns="8d73d9d7-0964-4410-9f77-6b12ca9e2e7b" xsi:nil="true"/>
+  </documentManagement>
+</p:properties>
+</file>
+
+<file path=customXml/item2.xml><?xml version="1.0" encoding="utf-8"?>
+<?mso-contentType ?>
+<FormTemplates xmlns="http://schemas.microsoft.com/sharepoint/v3/contenttype/forms">
+  <Display>DocumentLibraryForm</Display>
+  <Edit>DocumentLibraryForm</Edit>
+  <New>DocumentLibraryForm</New>
+</FormTemplates>
+</file>
+
+<file path=customXml/item3.xml><?xml version="1.0" encoding="utf-8"?>
 <ct:contentTypeSchema xmlns:ct="http://schemas.microsoft.com/office/2006/metadata/contentType" xmlns:ma="http://schemas.microsoft.com/office/2006/metadata/properties/metaAttributes" ct:_="" ma:_="" ma:contentTypeName="Documento" ma:contentTypeID="0x0101002EAB485487D27F46A3E9E76D0E223029" ma:contentTypeVersion="12" ma:contentTypeDescription="Crear nuevo documento." ma:contentTypeScope="" ma:versionID="99e5b74a0fee8a5253503606a6b05472">
   <xsd:schema xmlns:xsd="http://www.w3.org/2001/XMLSchema" xmlns:xs="http://www.w3.org/2001/XMLSchema" xmlns:p="http://schemas.microsoft.com/office/2006/metadata/properties" xmlns:ns2="7dec2a5a-5078-4d8f-aa0f-9e1012658e78" xmlns:ns3="8d73d9d7-0964-4410-9f77-6b12ca9e2e7b" targetNamespace="http://schemas.microsoft.com/office/2006/metadata/properties" ma:root="true" ma:fieldsID="cf102f31a21d2e5fdcd38eae7fca54a1" ns2:_="" ns3:_="">
     <xsd:import namespace="7dec2a5a-5078-4d8f-aa0f-9e1012658e78"/>
@@ -2508,34 +2437,40 @@
 </ct:contentTypeSchema>
 </file>
 
-<file path=customXml/item2.xml><?xml version="1.0" encoding="utf-8"?>
-<?mso-contentType ?>
-<FormTemplates xmlns="http://schemas.microsoft.com/sharepoint/v3/contenttype/forms">
-  <Display>DocumentLibraryForm</Display>
-  <Edit>DocumentLibraryForm</Edit>
-  <New>DocumentLibraryForm</New>
-</FormTemplates>
-</file>
-
-<file path=customXml/item3.xml><?xml version="1.0" encoding="utf-8"?>
-<p:properties xmlns:p="http://schemas.microsoft.com/office/2006/metadata/properties" xmlns:xsi="http://www.w3.org/2001/XMLSchema-instance" xmlns:pc="http://schemas.microsoft.com/office/infopath/2007/PartnerControls">
-  <documentManagement>
-    <lcf76f155ced4ddcb4097134ff3c332f xmlns="7dec2a5a-5078-4d8f-aa0f-9e1012658e78">
-      <Terms xmlns="http://schemas.microsoft.com/office/infopath/2007/PartnerControls"/>
-    </lcf76f155ced4ddcb4097134ff3c332f>
-    <TaxCatchAll xmlns="8d73d9d7-0964-4410-9f77-6b12ca9e2e7b" xsi:nil="true"/>
-  </documentManagement>
-</p:properties>
-</file>
-
 <file path=customXml/itemProps1.xml><?xml version="1.0" encoding="utf-8"?>
-<ds:datastoreItem xmlns:ds="http://schemas.openxmlformats.org/officeDocument/2006/customXml" ds:itemID="{8E3DC91A-98E0-447D-84EF-3D41EF751710}"/>
+<ds:datastoreItem xmlns:ds="http://schemas.openxmlformats.org/officeDocument/2006/customXml" ds:itemID="{51BADD83-BB44-4488-9092-DD3F3DD5385A}">
+  <ds:schemaRefs>
+    <ds:schemaRef ds:uri="http://schemas.microsoft.com/office/2006/metadata/properties"/>
+    <ds:schemaRef ds:uri="http://schemas.microsoft.com/office/infopath/2007/PartnerControls"/>
+    <ds:schemaRef ds:uri="7dec2a5a-5078-4d8f-aa0f-9e1012658e78"/>
+    <ds:schemaRef ds:uri="8d73d9d7-0964-4410-9f77-6b12ca9e2e7b"/>
+  </ds:schemaRefs>
+</ds:datastoreItem>
 </file>
 
 <file path=customXml/itemProps2.xml><?xml version="1.0" encoding="utf-8"?>
-<ds:datastoreItem xmlns:ds="http://schemas.openxmlformats.org/officeDocument/2006/customXml" ds:itemID="{C97A0DFC-1BCA-4972-811F-C897AADE0A3A}"/>
+<ds:datastoreItem xmlns:ds="http://schemas.openxmlformats.org/officeDocument/2006/customXml" ds:itemID="{C97A0DFC-1BCA-4972-811F-C897AADE0A3A}">
+  <ds:schemaRefs>
+    <ds:schemaRef ds:uri="http://schemas.microsoft.com/sharepoint/v3/contenttype/forms"/>
+  </ds:schemaRefs>
+</ds:datastoreItem>
 </file>
 
 <file path=customXml/itemProps3.xml><?xml version="1.0" encoding="utf-8"?>
-<ds:datastoreItem xmlns:ds="http://schemas.openxmlformats.org/officeDocument/2006/customXml" ds:itemID="{51BADD83-BB44-4488-9092-DD3F3DD5385A}"/>
+<ds:datastoreItem xmlns:ds="http://schemas.openxmlformats.org/officeDocument/2006/customXml" ds:itemID="{8E3DC91A-98E0-447D-84EF-3D41EF751710}">
+  <ds:schemaRefs>
+    <ds:schemaRef ds:uri="http://schemas.microsoft.com/office/2006/metadata/contentType"/>
+    <ds:schemaRef ds:uri="http://schemas.microsoft.com/office/2006/metadata/properties/metaAttributes"/>
+    <ds:schemaRef ds:uri="http://www.w3.org/2001/XMLSchema"/>
+    <ds:schemaRef ds:uri="http://schemas.microsoft.com/office/2006/metadata/properties"/>
+    <ds:schemaRef ds:uri="7dec2a5a-5078-4d8f-aa0f-9e1012658e78"/>
+    <ds:schemaRef ds:uri="8d73d9d7-0964-4410-9f77-6b12ca9e2e7b"/>
+    <ds:schemaRef ds:uri="http://schemas.microsoft.com/office/2006/documentManagement/types"/>
+    <ds:schemaRef ds:uri="http://schemas.microsoft.com/office/infopath/2007/PartnerControls"/>
+    <ds:schemaRef ds:uri="http://schemas.openxmlformats.org/package/2006/metadata/core-properties"/>
+    <ds:schemaRef ds:uri="http://purl.org/dc/elements/1.1/"/>
+    <ds:schemaRef ds:uri="http://purl.org/dc/terms/"/>
+    <ds:schemaRef ds:uri="http://schemas.microsoft.com/internal/obd"/>
+  </ds:schemaRefs>
+</ds:datastoreItem>
 </file>